--- a/2°_SEMESTRE/BACK_END/materiais_aula/Protocolo HTTP.docx
+++ b/2°_SEMESTRE/BACK_END/materiais_aula/Protocolo HTTP.docx
@@ -948,15 +948,51 @@
           <w:right w:w="15" w:type="dxa"/>
         </w:tblCellMar>
         <w:tblLook w:val="04A0" w:firstRow="1" w:lastRow="0" w:firstColumn="1" w:lastColumn="0" w:noHBand="0" w:noVBand="1"/>
+        <w:tblPrChange w:id="0" w:author="2anoB" w:date="2025-10-20T13:51:00Z">
+          <w:tblPr>
+            <w:tblW w:w="0" w:type="auto"/>
+            <w:tblCellSpacing w:w="15" w:type="dxa"/>
+            <w:tblBorders>
+              <w:top w:val="single" w:sz="4" w:space="0" w:color="auto"/>
+              <w:left w:val="single" w:sz="4" w:space="0" w:color="auto"/>
+              <w:bottom w:val="single" w:sz="4" w:space="0" w:color="auto"/>
+              <w:right w:val="single" w:sz="4" w:space="0" w:color="auto"/>
+              <w:insideH w:val="single" w:sz="4" w:space="0" w:color="auto"/>
+              <w:insideV w:val="single" w:sz="4" w:space="0" w:color="auto"/>
+            </w:tblBorders>
+            <w:shd w:val="clear" w:color="auto" w:fill="FFFFFF" w:themeFill="background1"/>
+            <w:tblCellMar>
+              <w:top w:w="15" w:type="dxa"/>
+              <w:left w:w="15" w:type="dxa"/>
+              <w:bottom w:w="15" w:type="dxa"/>
+              <w:right w:w="15" w:type="dxa"/>
+            </w:tblCellMar>
+            <w:tblLook w:val="04A0" w:firstRow="1" w:lastRow="0" w:firstColumn="1" w:lastColumn="0" w:noHBand="0" w:noVBand="1"/>
+          </w:tblPr>
+        </w:tblPrChange>
       </w:tblPr>
       <w:tblGrid>
         <w:gridCol w:w="1069"/>
+        <w:gridCol w:w="86"/>
         <w:gridCol w:w="5654"/>
+        <w:tblGridChange w:id="1">
+          <w:tblGrid>
+            <w:gridCol w:w="1069"/>
+            <w:gridCol w:w="5654"/>
+            <w:gridCol w:w="5654"/>
+          </w:tblGrid>
+        </w:tblGridChange>
       </w:tblGrid>
       <w:tr>
         <w:trPr>
           <w:tblHeader/>
           <w:tblCellSpacing w:w="15" w:type="dxa"/>
+          <w:trPrChange w:id="2" w:author="2anoB" w:date="2025-10-20T13:51:00Z">
+            <w:trPr>
+              <w:tblHeader/>
+              <w:tblCellSpacing w:w="15" w:type="dxa"/>
+            </w:trPr>
+          </w:trPrChange>
         </w:trPr>
         <w:tc>
           <w:tcPr>
@@ -964,6 +1000,14 @@
             <w:shd w:val="clear" w:color="auto" w:fill="FFFFFF" w:themeFill="background1"/>
             <w:vAlign w:val="center"/>
             <w:hideMark/>
+            <w:tcPrChange w:id="3" w:author="2anoB" w:date="2025-10-20T13:51:00Z">
+              <w:tcPr>
+                <w:tcW w:w="0" w:type="auto"/>
+                <w:shd w:val="clear" w:color="auto" w:fill="FFFFFF" w:themeFill="background1"/>
+                <w:vAlign w:val="center"/>
+                <w:hideMark/>
+              </w:tcPr>
+            </w:tcPrChange>
           </w:tcPr>
           <w:p>
             <w:pPr>
@@ -995,8 +1039,43 @@
           <w:tcPr>
             <w:tcW w:w="0" w:type="auto"/>
             <w:shd w:val="clear" w:color="auto" w:fill="FFFFFF" w:themeFill="background1"/>
+            <w:tcPrChange w:id="4" w:author="2anoB" w:date="2025-10-20T13:51:00Z">
+              <w:tcPr>
+                <w:tcW w:w="0" w:type="auto"/>
+                <w:shd w:val="clear" w:color="auto" w:fill="FFFFFF" w:themeFill="background1"/>
+              </w:tcPr>
+            </w:tcPrChange>
+          </w:tcPr>
+          <w:p>
+            <w:pPr>
+              <w:spacing w:after="0" w:line="240" w:lineRule="auto"/>
+              <w:jc w:val="center"/>
+              <w:rPr>
+                <w:ins w:id="5" w:author="2anoB" w:date="2025-10-20T13:51:00Z"/>
+                <w:rFonts w:ascii="Times New Roman" w:eastAsia="Times New Roman" w:hAnsi="Times New Roman" w:cs="Times New Roman"/>
+                <w:b/>
+                <w:bCs/>
+                <w:sz w:val="24"/>
+                <w:szCs w:val="24"/>
+                <w:lang w:eastAsia="pt-BR"/>
+              </w:rPr>
+            </w:pPr>
+          </w:p>
+        </w:tc>
+        <w:tc>
+          <w:tcPr>
+            <w:tcW w:w="0" w:type="auto"/>
+            <w:shd w:val="clear" w:color="auto" w:fill="FFFFFF" w:themeFill="background1"/>
             <w:vAlign w:val="center"/>
             <w:hideMark/>
+            <w:tcPrChange w:id="6" w:author="2anoB" w:date="2025-10-20T13:51:00Z">
+              <w:tcPr>
+                <w:tcW w:w="0" w:type="auto"/>
+                <w:shd w:val="clear" w:color="auto" w:fill="FFFFFF" w:themeFill="background1"/>
+                <w:vAlign w:val="center"/>
+                <w:hideMark/>
+              </w:tcPr>
+            </w:tcPrChange>
           </w:tcPr>
           <w:p>
             <w:pPr>
@@ -1028,6 +1107,11 @@
       <w:tr>
         <w:trPr>
           <w:tblCellSpacing w:w="15" w:type="dxa"/>
+          <w:trPrChange w:id="7" w:author="2anoB" w:date="2025-10-20T13:51:00Z">
+            <w:trPr>
+              <w:tblCellSpacing w:w="15" w:type="dxa"/>
+            </w:trPr>
+          </w:trPrChange>
         </w:trPr>
         <w:tc>
           <w:tcPr>
@@ -1035,6 +1119,14 @@
             <w:shd w:val="clear" w:color="auto" w:fill="FFFFFF" w:themeFill="background1"/>
             <w:vAlign w:val="center"/>
             <w:hideMark/>
+            <w:tcPrChange w:id="8" w:author="2anoB" w:date="2025-10-20T13:51:00Z">
+              <w:tcPr>
+                <w:tcW w:w="0" w:type="auto"/>
+                <w:shd w:val="clear" w:color="auto" w:fill="FFFFFF" w:themeFill="background1"/>
+                <w:vAlign w:val="center"/>
+                <w:hideMark/>
+              </w:tcPr>
+            </w:tcPrChange>
           </w:tcPr>
           <w:p>
             <w:pPr>
@@ -1063,8 +1155,40 @@
           <w:tcPr>
             <w:tcW w:w="0" w:type="auto"/>
             <w:shd w:val="clear" w:color="auto" w:fill="FFFFFF" w:themeFill="background1"/>
+            <w:tcPrChange w:id="9" w:author="2anoB" w:date="2025-10-20T13:51:00Z">
+              <w:tcPr>
+                <w:tcW w:w="0" w:type="auto"/>
+                <w:shd w:val="clear" w:color="auto" w:fill="FFFFFF" w:themeFill="background1"/>
+              </w:tcPr>
+            </w:tcPrChange>
+          </w:tcPr>
+          <w:p>
+            <w:pPr>
+              <w:spacing w:after="0" w:line="240" w:lineRule="auto"/>
+              <w:rPr>
+                <w:ins w:id="10" w:author="2anoB" w:date="2025-10-20T13:51:00Z"/>
+                <w:rFonts w:ascii="Times New Roman" w:eastAsia="Times New Roman" w:hAnsi="Times New Roman" w:cs="Times New Roman"/>
+                <w:sz w:val="24"/>
+                <w:szCs w:val="24"/>
+                <w:lang w:eastAsia="pt-BR"/>
+              </w:rPr>
+            </w:pPr>
+          </w:p>
+        </w:tc>
+        <w:tc>
+          <w:tcPr>
+            <w:tcW w:w="0" w:type="auto"/>
+            <w:shd w:val="clear" w:color="auto" w:fill="FFFFFF" w:themeFill="background1"/>
             <w:vAlign w:val="center"/>
             <w:hideMark/>
+            <w:tcPrChange w:id="11" w:author="2anoB" w:date="2025-10-20T13:51:00Z">
+              <w:tcPr>
+                <w:tcW w:w="0" w:type="auto"/>
+                <w:shd w:val="clear" w:color="auto" w:fill="FFFFFF" w:themeFill="background1"/>
+                <w:vAlign w:val="center"/>
+                <w:hideMark/>
+              </w:tcPr>
+            </w:tcPrChange>
           </w:tcPr>
           <w:p>
             <w:pPr>
@@ -1091,6 +1215,11 @@
       <w:tr>
         <w:trPr>
           <w:tblCellSpacing w:w="15" w:type="dxa"/>
+          <w:trPrChange w:id="12" w:author="2anoB" w:date="2025-10-20T13:51:00Z">
+            <w:trPr>
+              <w:tblCellSpacing w:w="15" w:type="dxa"/>
+            </w:trPr>
+          </w:trPrChange>
         </w:trPr>
         <w:tc>
           <w:tcPr>
@@ -1098,6 +1227,14 @@
             <w:shd w:val="clear" w:color="auto" w:fill="FFFFFF" w:themeFill="background1"/>
             <w:vAlign w:val="center"/>
             <w:hideMark/>
+            <w:tcPrChange w:id="13" w:author="2anoB" w:date="2025-10-20T13:51:00Z">
+              <w:tcPr>
+                <w:tcW w:w="0" w:type="auto"/>
+                <w:shd w:val="clear" w:color="auto" w:fill="FFFFFF" w:themeFill="background1"/>
+                <w:vAlign w:val="center"/>
+                <w:hideMark/>
+              </w:tcPr>
+            </w:tcPrChange>
           </w:tcPr>
           <w:p>
             <w:pPr>
@@ -1126,8 +1263,40 @@
           <w:tcPr>
             <w:tcW w:w="0" w:type="auto"/>
             <w:shd w:val="clear" w:color="auto" w:fill="FFFFFF" w:themeFill="background1"/>
+            <w:tcPrChange w:id="14" w:author="2anoB" w:date="2025-10-20T13:51:00Z">
+              <w:tcPr>
+                <w:tcW w:w="0" w:type="auto"/>
+                <w:shd w:val="clear" w:color="auto" w:fill="FFFFFF" w:themeFill="background1"/>
+              </w:tcPr>
+            </w:tcPrChange>
+          </w:tcPr>
+          <w:p>
+            <w:pPr>
+              <w:spacing w:after="0" w:line="240" w:lineRule="auto"/>
+              <w:rPr>
+                <w:ins w:id="15" w:author="2anoB" w:date="2025-10-20T13:51:00Z"/>
+                <w:rFonts w:ascii="Times New Roman" w:eastAsia="Times New Roman" w:hAnsi="Times New Roman" w:cs="Times New Roman"/>
+                <w:sz w:val="24"/>
+                <w:szCs w:val="24"/>
+                <w:lang w:eastAsia="pt-BR"/>
+              </w:rPr>
+            </w:pPr>
+          </w:p>
+        </w:tc>
+        <w:tc>
+          <w:tcPr>
+            <w:tcW w:w="0" w:type="auto"/>
+            <w:shd w:val="clear" w:color="auto" w:fill="FFFFFF" w:themeFill="background1"/>
             <w:vAlign w:val="center"/>
             <w:hideMark/>
+            <w:tcPrChange w:id="16" w:author="2anoB" w:date="2025-10-20T13:51:00Z">
+              <w:tcPr>
+                <w:tcW w:w="0" w:type="auto"/>
+                <w:shd w:val="clear" w:color="auto" w:fill="FFFFFF" w:themeFill="background1"/>
+                <w:vAlign w:val="center"/>
+                <w:hideMark/>
+              </w:tcPr>
+            </w:tcPrChange>
           </w:tcPr>
           <w:p>
             <w:pPr>
@@ -1154,6 +1323,11 @@
       <w:tr>
         <w:trPr>
           <w:tblCellSpacing w:w="15" w:type="dxa"/>
+          <w:trPrChange w:id="17" w:author="2anoB" w:date="2025-10-20T13:51:00Z">
+            <w:trPr>
+              <w:tblCellSpacing w:w="15" w:type="dxa"/>
+            </w:trPr>
+          </w:trPrChange>
         </w:trPr>
         <w:tc>
           <w:tcPr>
@@ -1161,6 +1335,14 @@
             <w:shd w:val="clear" w:color="auto" w:fill="FFFFFF" w:themeFill="background1"/>
             <w:vAlign w:val="center"/>
             <w:hideMark/>
+            <w:tcPrChange w:id="18" w:author="2anoB" w:date="2025-10-20T13:51:00Z">
+              <w:tcPr>
+                <w:tcW w:w="0" w:type="auto"/>
+                <w:shd w:val="clear" w:color="auto" w:fill="FFFFFF" w:themeFill="background1"/>
+                <w:vAlign w:val="center"/>
+                <w:hideMark/>
+              </w:tcPr>
+            </w:tcPrChange>
           </w:tcPr>
           <w:p>
             <w:pPr>
@@ -1189,8 +1371,40 @@
           <w:tcPr>
             <w:tcW w:w="0" w:type="auto"/>
             <w:shd w:val="clear" w:color="auto" w:fill="FFFFFF" w:themeFill="background1"/>
+            <w:tcPrChange w:id="19" w:author="2anoB" w:date="2025-10-20T13:51:00Z">
+              <w:tcPr>
+                <w:tcW w:w="0" w:type="auto"/>
+                <w:shd w:val="clear" w:color="auto" w:fill="FFFFFF" w:themeFill="background1"/>
+              </w:tcPr>
+            </w:tcPrChange>
+          </w:tcPr>
+          <w:p>
+            <w:pPr>
+              <w:spacing w:after="0" w:line="240" w:lineRule="auto"/>
+              <w:rPr>
+                <w:ins w:id="20" w:author="2anoB" w:date="2025-10-20T13:51:00Z"/>
+                <w:rFonts w:ascii="Times New Roman" w:eastAsia="Times New Roman" w:hAnsi="Times New Roman" w:cs="Times New Roman"/>
+                <w:sz w:val="24"/>
+                <w:szCs w:val="24"/>
+                <w:lang w:eastAsia="pt-BR"/>
+              </w:rPr>
+            </w:pPr>
+          </w:p>
+        </w:tc>
+        <w:tc>
+          <w:tcPr>
+            <w:tcW w:w="0" w:type="auto"/>
+            <w:shd w:val="clear" w:color="auto" w:fill="FFFFFF" w:themeFill="background1"/>
             <w:vAlign w:val="center"/>
             <w:hideMark/>
+            <w:tcPrChange w:id="21" w:author="2anoB" w:date="2025-10-20T13:51:00Z">
+              <w:tcPr>
+                <w:tcW w:w="0" w:type="auto"/>
+                <w:shd w:val="clear" w:color="auto" w:fill="FFFFFF" w:themeFill="background1"/>
+                <w:vAlign w:val="center"/>
+                <w:hideMark/>
+              </w:tcPr>
+            </w:tcPrChange>
           </w:tcPr>
           <w:p>
             <w:pPr>
@@ -1217,6 +1431,11 @@
       <w:tr>
         <w:trPr>
           <w:tblCellSpacing w:w="15" w:type="dxa"/>
+          <w:trPrChange w:id="22" w:author="2anoB" w:date="2025-10-20T13:51:00Z">
+            <w:trPr>
+              <w:tblCellSpacing w:w="15" w:type="dxa"/>
+            </w:trPr>
+          </w:trPrChange>
         </w:trPr>
         <w:tc>
           <w:tcPr>
@@ -1224,6 +1443,14 @@
             <w:shd w:val="clear" w:color="auto" w:fill="FFFFFF" w:themeFill="background1"/>
             <w:vAlign w:val="center"/>
             <w:hideMark/>
+            <w:tcPrChange w:id="23" w:author="2anoB" w:date="2025-10-20T13:51:00Z">
+              <w:tcPr>
+                <w:tcW w:w="0" w:type="auto"/>
+                <w:shd w:val="clear" w:color="auto" w:fill="FFFFFF" w:themeFill="background1"/>
+                <w:vAlign w:val="center"/>
+                <w:hideMark/>
+              </w:tcPr>
+            </w:tcPrChange>
           </w:tcPr>
           <w:p>
             <w:pPr>
@@ -1252,8 +1479,40 @@
           <w:tcPr>
             <w:tcW w:w="0" w:type="auto"/>
             <w:shd w:val="clear" w:color="auto" w:fill="FFFFFF" w:themeFill="background1"/>
+            <w:tcPrChange w:id="24" w:author="2anoB" w:date="2025-10-20T13:51:00Z">
+              <w:tcPr>
+                <w:tcW w:w="0" w:type="auto"/>
+                <w:shd w:val="clear" w:color="auto" w:fill="FFFFFF" w:themeFill="background1"/>
+              </w:tcPr>
+            </w:tcPrChange>
+          </w:tcPr>
+          <w:p>
+            <w:pPr>
+              <w:spacing w:after="0" w:line="240" w:lineRule="auto"/>
+              <w:rPr>
+                <w:ins w:id="25" w:author="2anoB" w:date="2025-10-20T13:51:00Z"/>
+                <w:rFonts w:ascii="Times New Roman" w:eastAsia="Times New Roman" w:hAnsi="Times New Roman" w:cs="Times New Roman"/>
+                <w:sz w:val="24"/>
+                <w:szCs w:val="24"/>
+                <w:lang w:eastAsia="pt-BR"/>
+              </w:rPr>
+            </w:pPr>
+          </w:p>
+        </w:tc>
+        <w:tc>
+          <w:tcPr>
+            <w:tcW w:w="0" w:type="auto"/>
+            <w:shd w:val="clear" w:color="auto" w:fill="FFFFFF" w:themeFill="background1"/>
             <w:vAlign w:val="center"/>
             <w:hideMark/>
+            <w:tcPrChange w:id="26" w:author="2anoB" w:date="2025-10-20T13:51:00Z">
+              <w:tcPr>
+                <w:tcW w:w="0" w:type="auto"/>
+                <w:shd w:val="clear" w:color="auto" w:fill="FFFFFF" w:themeFill="background1"/>
+                <w:vAlign w:val="center"/>
+                <w:hideMark/>
+              </w:tcPr>
+            </w:tcPrChange>
           </w:tcPr>
           <w:p>
             <w:pPr>
@@ -1311,7 +1570,20 @@
           <w:szCs w:val="27"/>
           <w:lang w:eastAsia="pt-BR"/>
         </w:rPr>
-        <w:t xml:space="preserve"> Exemplo - Testando Métodos HTTP com </w:t>
+        <w:t xml:space="preserve"> Exemplo - Testando Mét</w:t>
+      </w:r>
+      <w:bookmarkStart w:id="27" w:name="_GoBack"/>
+      <w:bookmarkEnd w:id="27"/>
+      <w:r>
+        <w:rPr>
+          <w:rFonts w:ascii="Times New Roman" w:eastAsia="Times New Roman" w:hAnsi="Times New Roman" w:cs="Times New Roman"/>
+          <w:b/>
+          <w:bCs/>
+          <w:sz w:val="27"/>
+          <w:szCs w:val="27"/>
+          <w:lang w:eastAsia="pt-BR"/>
+        </w:rPr>
+        <w:t xml:space="preserve">odos HTTP com </w:t>
       </w:r>
       <w:proofErr w:type="spellStart"/>
       <w:r>
@@ -1420,18 +1692,7 @@
           <w:szCs w:val="20"/>
           <w:lang w:eastAsia="pt-BR"/>
         </w:rPr>
-        <w:t xml:space="preserve"> -Uri "&lt;https</w:t>
-      </w:r>
-      <w:bookmarkStart w:id="0" w:name="_GoBack"/>
-      <w:bookmarkEnd w:id="0"/>
-      <w:r>
-        <w:rPr>
-          <w:rFonts w:ascii="Courier New" w:eastAsia="Times New Roman" w:hAnsi="Courier New" w:cs="Courier New"/>
-          <w:sz w:val="20"/>
-          <w:szCs w:val="20"/>
-          <w:lang w:eastAsia="pt-BR"/>
-        </w:rPr>
-        <w:t>://jsonplaceholder.typicode.com/posts/1&gt;" `</w:t>
+        <w:t xml:space="preserve"> -Uri "&lt;https://jsonplaceholder.typicode.com/posts/1&gt;" `</w:t>
       </w:r>
     </w:p>
     <w:p>
@@ -2999,7 +3260,7 @@
           <w:lang w:eastAsia="pt-BR"/>
         </w:rPr>
       </w:pPr>
-      <w:hyperlink r:id="rId5" w:history="1">
+      <w:hyperlink r:id="rId6" w:history="1">
         <w:r>
           <w:rPr>
             <w:rFonts w:ascii="Times New Roman" w:eastAsia="Times New Roman" w:hAnsi="Times New Roman" w:cs="Times New Roman"/>
@@ -4114,6 +4375,14 @@
       <w:tblPr>
         <w:tblW w:w="0" w:type="auto"/>
         <w:tblCellSpacing w:w="15" w:type="dxa"/>
+        <w:tblBorders>
+          <w:top w:val="single" w:sz="4" w:space="0" w:color="auto"/>
+          <w:left w:val="single" w:sz="4" w:space="0" w:color="auto"/>
+          <w:bottom w:val="single" w:sz="4" w:space="0" w:color="auto"/>
+          <w:right w:val="single" w:sz="4" w:space="0" w:color="auto"/>
+          <w:insideH w:val="single" w:sz="4" w:space="0" w:color="auto"/>
+          <w:insideV w:val="single" w:sz="4" w:space="0" w:color="auto"/>
+        </w:tblBorders>
         <w:tblCellMar>
           <w:top w:w="15" w:type="dxa"/>
           <w:left w:w="15" w:type="dxa"/>
@@ -4123,10 +4392,9 @@
         <w:tblLook w:val="04A0" w:firstRow="1" w:lastRow="0" w:firstColumn="1" w:lastColumn="0" w:noHBand="0" w:noVBand="1"/>
       </w:tblPr>
       <w:tblGrid>
-        <w:gridCol w:w="809"/>
-        <w:gridCol w:w="1673"/>
-        <w:gridCol w:w="2833"/>
-        <w:gridCol w:w="81"/>
+        <w:gridCol w:w="829"/>
+        <w:gridCol w:w="1693"/>
+        <w:gridCol w:w="2868"/>
       </w:tblGrid>
       <w:tr>
         <w:trPr>
@@ -4229,27 +4497,6 @@
             </w:r>
           </w:p>
         </w:tc>
-        <w:tc>
-          <w:tcPr>
-            <w:tcW w:w="0" w:type="auto"/>
-            <w:vAlign w:val="center"/>
-            <w:hideMark/>
-          </w:tcPr>
-          <w:p>
-            <w:pPr>
-              <w:spacing w:after="0" w:line="240" w:lineRule="auto"/>
-              <w:jc w:val="center"/>
-              <w:rPr>
-                <w:rFonts w:ascii="Times New Roman" w:eastAsia="Times New Roman" w:hAnsi="Times New Roman" w:cs="Times New Roman"/>
-                <w:b/>
-                <w:bCs/>
-                <w:sz w:val="24"/>
-                <w:szCs w:val="24"/>
-                <w:lang w:eastAsia="pt-BR"/>
-              </w:rPr>
-            </w:pPr>
-          </w:p>
-        </w:tc>
       </w:tr>
       <w:tr>
         <w:trPr>
@@ -4336,24 +4583,6 @@
               </w:rPr>
               <w:t>Requisição OK.</w:t>
             </w:r>
-          </w:p>
-        </w:tc>
-        <w:tc>
-          <w:tcPr>
-            <w:tcW w:w="0" w:type="auto"/>
-            <w:vAlign w:val="center"/>
-            <w:hideMark/>
-          </w:tcPr>
-          <w:p>
-            <w:pPr>
-              <w:spacing w:after="0" w:line="240" w:lineRule="auto"/>
-              <w:rPr>
-                <w:rFonts w:ascii="Times New Roman" w:eastAsia="Times New Roman" w:hAnsi="Times New Roman" w:cs="Times New Roman"/>
-                <w:sz w:val="24"/>
-                <w:szCs w:val="24"/>
-                <w:lang w:eastAsia="pt-BR"/>
-              </w:rPr>
-            </w:pPr>
           </w:p>
         </w:tc>
       </w:tr>
@@ -4444,24 +4673,6 @@
             </w:r>
           </w:p>
         </w:tc>
-        <w:tc>
-          <w:tcPr>
-            <w:tcW w:w="0" w:type="auto"/>
-            <w:vAlign w:val="center"/>
-            <w:hideMark/>
-          </w:tcPr>
-          <w:p>
-            <w:pPr>
-              <w:spacing w:after="0" w:line="240" w:lineRule="auto"/>
-              <w:rPr>
-                <w:rFonts w:ascii="Times New Roman" w:eastAsia="Times New Roman" w:hAnsi="Times New Roman" w:cs="Times New Roman"/>
-                <w:sz w:val="24"/>
-                <w:szCs w:val="24"/>
-                <w:lang w:eastAsia="pt-BR"/>
-              </w:rPr>
-            </w:pPr>
-          </w:p>
-        </w:tc>
       </w:tr>
       <w:tr>
         <w:trPr>
@@ -4548,24 +4759,6 @@
               </w:rPr>
               <w:t>Requisição inválida.</w:t>
             </w:r>
-          </w:p>
-        </w:tc>
-        <w:tc>
-          <w:tcPr>
-            <w:tcW w:w="0" w:type="auto"/>
-            <w:vAlign w:val="center"/>
-            <w:hideMark/>
-          </w:tcPr>
-          <w:p>
-            <w:pPr>
-              <w:spacing w:after="0" w:line="240" w:lineRule="auto"/>
-              <w:rPr>
-                <w:rFonts w:ascii="Times New Roman" w:eastAsia="Times New Roman" w:hAnsi="Times New Roman" w:cs="Times New Roman"/>
-                <w:sz w:val="24"/>
-                <w:szCs w:val="24"/>
-                <w:lang w:eastAsia="pt-BR"/>
-              </w:rPr>
-            </w:pPr>
           </w:p>
         </w:tc>
       </w:tr>
@@ -4658,24 +4851,6 @@
             </w:r>
           </w:p>
         </w:tc>
-        <w:tc>
-          <w:tcPr>
-            <w:tcW w:w="0" w:type="auto"/>
-            <w:vAlign w:val="center"/>
-            <w:hideMark/>
-          </w:tcPr>
-          <w:p>
-            <w:pPr>
-              <w:spacing w:after="0" w:line="240" w:lineRule="auto"/>
-              <w:rPr>
-                <w:rFonts w:ascii="Times New Roman" w:eastAsia="Times New Roman" w:hAnsi="Times New Roman" w:cs="Times New Roman"/>
-                <w:sz w:val="24"/>
-                <w:szCs w:val="24"/>
-                <w:lang w:eastAsia="pt-BR"/>
-              </w:rPr>
-            </w:pPr>
-          </w:p>
-        </w:tc>
       </w:tr>
       <w:tr>
         <w:trPr>
@@ -4766,24 +4941,6 @@
             </w:r>
           </w:p>
         </w:tc>
-        <w:tc>
-          <w:tcPr>
-            <w:tcW w:w="0" w:type="auto"/>
-            <w:vAlign w:val="center"/>
-            <w:hideMark/>
-          </w:tcPr>
-          <w:p>
-            <w:pPr>
-              <w:spacing w:after="0" w:line="240" w:lineRule="auto"/>
-              <w:rPr>
-                <w:rFonts w:ascii="Times New Roman" w:eastAsia="Times New Roman" w:hAnsi="Times New Roman" w:cs="Times New Roman"/>
-                <w:sz w:val="24"/>
-                <w:szCs w:val="24"/>
-                <w:lang w:eastAsia="pt-BR"/>
-              </w:rPr>
-            </w:pPr>
-          </w:p>
-        </w:tc>
       </w:tr>
       <w:tr>
         <w:trPr>
@@ -4814,6 +4971,7 @@
                 <w:szCs w:val="24"/>
                 <w:lang w:eastAsia="pt-BR"/>
               </w:rPr>
+              <w:lastRenderedPageBreak/>
               <w:t>500</w:t>
             </w:r>
           </w:p>
@@ -4872,24 +5030,6 @@
             </w:r>
           </w:p>
         </w:tc>
-        <w:tc>
-          <w:tcPr>
-            <w:tcW w:w="0" w:type="auto"/>
-            <w:vAlign w:val="center"/>
-            <w:hideMark/>
-          </w:tcPr>
-          <w:p>
-            <w:pPr>
-              <w:spacing w:after="0" w:line="240" w:lineRule="auto"/>
-              <w:rPr>
-                <w:rFonts w:ascii="Times New Roman" w:eastAsia="Times New Roman" w:hAnsi="Times New Roman" w:cs="Times New Roman"/>
-                <w:sz w:val="24"/>
-                <w:szCs w:val="24"/>
-                <w:lang w:eastAsia="pt-BR"/>
-              </w:rPr>
-            </w:pPr>
-          </w:p>
-        </w:tc>
       </w:tr>
     </w:tbl>
     <w:p>
@@ -4914,7 +5054,6 @@
           <w:szCs w:val="27"/>
           <w:lang w:eastAsia="pt-BR"/>
         </w:rPr>
-        <w:lastRenderedPageBreak/>
         <w:t>✅</w:t>
       </w:r>
       <w:r>
@@ -6626,6 +6765,7 @@
           <w:szCs w:val="27"/>
           <w:lang w:eastAsia="pt-BR"/>
         </w:rPr>
+        <w:lastRenderedPageBreak/>
         <w:t>🔹</w:t>
       </w:r>
       <w:r>
@@ -6782,7 +6922,6 @@
           <w:szCs w:val="20"/>
           <w:lang w:eastAsia="pt-BR"/>
         </w:rPr>
-        <w:lastRenderedPageBreak/>
         <w:t>-</w:t>
       </w:r>
       <w:proofErr w:type="spellStart"/>
@@ -8300,6 +8439,14 @@
     <w:abstractNumId w:val="5"/>
   </w:num>
 </w:numbering>
+</file>
+
+<file path=word/people.xml><?xml version="1.0" encoding="utf-8"?>
+<w15:people xmlns:wpc="http://schemas.microsoft.com/office/word/2010/wordprocessingCanvas" xmlns:cx="http://schemas.microsoft.com/office/drawing/2014/chartex" xmlns:cx1="http://schemas.microsoft.com/office/drawing/2015/9/8/chartex" xmlns:cx2="http://schemas.microsoft.com/office/drawing/2015/10/21/chartex" xmlns:cx3="http://schemas.microsoft.com/office/drawing/2016/5/9/chartex" xmlns:cx4="http://schemas.microsoft.com/office/drawing/2016/5/10/chartex" xmlns:cx5="http://schemas.microsoft.com/office/drawing/2016/5/11/chartex" xmlns:cx6="http://schemas.microsoft.com/office/drawing/2016/5/12/chartex" xmlns:cx7="http://schemas.microsoft.com/office/drawing/2016/5/13/chartex" xmlns:cx8="http://schemas.microsoft.com/office/drawing/2016/5/14/chartex" xmlns:mc="http://schemas.openxmlformats.org/markup-compatibility/2006" xmlns:aink="http://schemas.microsoft.com/office/drawing/2016/ink" xmlns:am3d="http://schemas.microsoft.com/office/drawing/2017/model3d" xmlns:o="urn:schemas-microsoft-com:office:office" xmlns:r="http://schemas.openxmlformats.org/officeDocument/2006/relationships" xmlns:m="http://schemas.openxmlformats.org/officeDocument/2006/math" xmlns:v="urn:schemas-microsoft-com:vml" xmlns:wp14="http://schemas.microsoft.com/office/word/2010/wordprocessingDrawing" xmlns:wp="http://schemas.openxmlformats.org/drawingml/2006/wordprocessingDrawing" xmlns:w10="urn:schemas-microsoft-com:office:word" xmlns:w="http://schemas.openxmlformats.org/wordprocessingml/2006/main" xmlns:w14="http://schemas.microsoft.com/office/word/2010/wordml" xmlns:w15="http://schemas.microsoft.com/office/word/2012/wordml" xmlns:w16cid="http://schemas.microsoft.com/office/word/2016/wordml/cid" xmlns:w16se="http://schemas.microsoft.com/office/word/2015/wordml/symex" xmlns:wpg="http://schemas.microsoft.com/office/word/2010/wordprocessingGroup" xmlns:wpi="http://schemas.microsoft.com/office/word/2010/wordprocessingInk" xmlns:wne="http://schemas.microsoft.com/office/word/2006/wordml" xmlns:wps="http://schemas.microsoft.com/office/word/2010/wordprocessingShape" mc:Ignorable="w14 w15 w16se w16cid wp14">
+  <w15:person w15:author="2anoB">
+    <w15:presenceInfo w15:providerId="None" w15:userId="2anoB"/>
+  </w15:person>
+</w15:people>
 </file>
 
 <file path=word/styles.xml><?xml version="1.0" encoding="utf-8"?>
@@ -8948,6 +9095,36 @@
       <w:u w:val="single"/>
     </w:rPr>
   </w:style>
+  <w:style w:type="paragraph" w:styleId="Textodebalo">
+    <w:name w:val="Balloon Text"/>
+    <w:basedOn w:val="Normal"/>
+    <w:link w:val="TextodebaloChar"/>
+    <w:uiPriority w:val="99"/>
+    <w:semiHidden/>
+    <w:unhideWhenUsed/>
+    <w:rsid w:val="00A61510"/>
+    <w:pPr>
+      <w:spacing w:after="0" w:line="240" w:lineRule="auto"/>
+    </w:pPr>
+    <w:rPr>
+      <w:rFonts w:ascii="Segoe UI" w:hAnsi="Segoe UI" w:cs="Segoe UI"/>
+      <w:sz w:val="18"/>
+      <w:szCs w:val="18"/>
+    </w:rPr>
+  </w:style>
+  <w:style w:type="character" w:customStyle="1" w:styleId="TextodebaloChar">
+    <w:name w:val="Texto de balão Char"/>
+    <w:basedOn w:val="Fontepargpadro"/>
+    <w:link w:val="Textodebalo"/>
+    <w:uiPriority w:val="99"/>
+    <w:semiHidden/>
+    <w:rsid w:val="00A61510"/>
+    <w:rPr>
+      <w:rFonts w:ascii="Segoe UI" w:hAnsi="Segoe UI" w:cs="Segoe UI"/>
+      <w:sz w:val="18"/>
+      <w:szCs w:val="18"/>
+    </w:rPr>
+  </w:style>
 </w:styles>
 </file>
 
@@ -9244,4 +9421,16 @@
     </a:ext>
   </a:extLst>
 </a:theme>
+</file>
+
+<file path=customXml/item1.xml><?xml version="1.0" encoding="utf-8"?>
+<b:Sources xmlns:b="http://schemas.openxmlformats.org/officeDocument/2006/bibliography" xmlns="http://schemas.openxmlformats.org/officeDocument/2006/bibliography" SelectedStyle="\APASixthEditionOfficeOnline.xsl" StyleName="APA" Version="6"/>
+</file>
+
+<file path=customXml/itemProps1.xml><?xml version="1.0" encoding="utf-8"?>
+<ds:datastoreItem xmlns:ds="http://schemas.openxmlformats.org/officeDocument/2006/customXml" ds:itemID="{2C7CD92D-FEAB-4CDB-97E7-68A42F4A46B3}">
+  <ds:schemaRefs>
+    <ds:schemaRef ds:uri="http://schemas.openxmlformats.org/officeDocument/2006/bibliography"/>
+  </ds:schemaRefs>
+</ds:datastoreItem>
 </file>